--- a/public/resume.docx
+++ b/public/resume.docx
@@ -34,7 +34,31 @@
           <w:sz w:val="21"/>
           <w:szCs w:val="21"/>
         </w:rPr>
-        <w:t>Strategic Talent Intelligence Partner  |  AI/ML, Data &amp; Compute Infrastructure Recruiting</w:t>
+        <w:t xml:space="preserve">Strategic Talent Intelligence </w:t>
+      </w:r>
+      <w:proofErr w:type="gramStart"/>
+      <w:r>
+        <w:rPr>
+          <w:rFonts w:ascii="Calibri" w:eastAsia="Calibri" w:hAnsi="Calibri" w:cs="Calibri"/>
+          <w:i/>
+          <w:iCs/>
+          <w:color w:val="555555"/>
+          <w:sz w:val="21"/>
+          <w:szCs w:val="21"/>
+        </w:rPr>
+        <w:t>Partner  |</w:t>
+      </w:r>
+      <w:proofErr w:type="gramEnd"/>
+      <w:r>
+        <w:rPr>
+          <w:rFonts w:ascii="Calibri" w:eastAsia="Calibri" w:hAnsi="Calibri" w:cs="Calibri"/>
+          <w:i/>
+          <w:iCs/>
+          <w:color w:val="555555"/>
+          <w:sz w:val="21"/>
+          <w:szCs w:val="21"/>
+        </w:rPr>
+        <w:t xml:space="preserve">  AI/ML, Data &amp; Compute Infrastructure Recruiting</w:t>
       </w:r>
     </w:p>
     <w:p>
@@ -52,7 +76,27 @@
           <w:sz w:val="18"/>
           <w:szCs w:val="18"/>
         </w:rPr>
-        <w:t xml:space="preserve">North York, ON  |  cruzk777@gmail.com  |  +1 (647) 230-6575  |  </w:t>
+        <w:t xml:space="preserve">North York, </w:t>
+      </w:r>
+      <w:proofErr w:type="gramStart"/>
+      <w:r>
+        <w:rPr>
+          <w:rFonts w:ascii="Calibri" w:eastAsia="Calibri" w:hAnsi="Calibri" w:cs="Calibri"/>
+          <w:color w:val="333333"/>
+          <w:sz w:val="18"/>
+          <w:szCs w:val="18"/>
+        </w:rPr>
+        <w:t>ON  |</w:t>
+      </w:r>
+      <w:proofErr w:type="gramEnd"/>
+      <w:r>
+        <w:rPr>
+          <w:rFonts w:ascii="Calibri" w:eastAsia="Calibri" w:hAnsi="Calibri" w:cs="Calibri"/>
+          <w:color w:val="333333"/>
+          <w:sz w:val="18"/>
+          <w:szCs w:val="18"/>
+        </w:rPr>
+        <w:t xml:space="preserve">  cruzk777@gmail.com  |  +1 (647) 230-6575  |  </w:t>
       </w:r>
       <w:hyperlink r:id="rId5" w:history="1">
         <w:r>
@@ -66,6 +110,76 @@
           <w:t>linkedin.com/in/kevin-cruz-76b66468</w:t>
         </w:r>
       </w:hyperlink>
+      <w:r>
+        <w:rPr>
+          <w:rFonts w:ascii="Calibri" w:eastAsia="Calibri" w:hAnsi="Calibri" w:cs="Calibri"/>
+          <w:color w:val="1F3A5F"/>
+          <w:sz w:val="18"/>
+          <w:szCs w:val="18"/>
+          <w:u w:val="single" w:color="1F3A5F"/>
+        </w:rPr>
+        <w:t xml:space="preserve"> |</w:t>
+      </w:r>
+      <w:r>
+        <w:rPr>
+          <w:rFonts w:ascii="Calibri" w:eastAsia="Calibri" w:hAnsi="Calibri" w:cs="Calibri"/>
+          <w:color w:val="1F3A5F"/>
+          <w:sz w:val="18"/>
+          <w:szCs w:val="18"/>
+          <w:u w:val="single"/>
+        </w:rPr>
+        <w:t xml:space="preserve"> </w:t>
+      </w:r>
+      <w:hyperlink r:id="rId6" w:history="1">
+        <w:r>
+          <w:rPr>
+            <w:rStyle w:val="Hyperlink"/>
+            <w:rFonts w:ascii="Calibri" w:eastAsia="Calibri" w:hAnsi="Calibri" w:cs="Calibri"/>
+            <w:sz w:val="18"/>
+            <w:szCs w:val="18"/>
+          </w:rPr>
+          <w:t>githu</w:t>
+        </w:r>
+        <w:r>
+          <w:rPr>
+            <w:rStyle w:val="Hyperlink"/>
+            <w:rFonts w:ascii="Calibri" w:eastAsia="Calibri" w:hAnsi="Calibri" w:cs="Calibri"/>
+            <w:sz w:val="18"/>
+            <w:szCs w:val="18"/>
+          </w:rPr>
+          <w:t>b</w:t>
+        </w:r>
+        <w:r>
+          <w:rPr>
+            <w:rStyle w:val="Hyperlink"/>
+            <w:rFonts w:ascii="Calibri" w:eastAsia="Calibri" w:hAnsi="Calibri" w:cs="Calibri"/>
+            <w:sz w:val="18"/>
+            <w:szCs w:val="18"/>
+          </w:rPr>
+          <w:t>.com/</w:t>
+        </w:r>
+        <w:proofErr w:type="spellStart"/>
+        <w:r>
+          <w:rPr>
+            <w:rStyle w:val="Hyperlink"/>
+            <w:rFonts w:ascii="Calibri" w:eastAsia="Calibri" w:hAnsi="Calibri" w:cs="Calibri"/>
+            <w:sz w:val="18"/>
+            <w:szCs w:val="18"/>
+          </w:rPr>
+          <w:t>Kevczrecruits</w:t>
+        </w:r>
+        <w:proofErr w:type="spellEnd"/>
+      </w:hyperlink>
+      <w:r>
+        <w:rPr>
+          <w:rFonts w:ascii="Calibri" w:eastAsia="Calibri" w:hAnsi="Calibri" w:cs="Calibri"/>
+          <w:color w:val="1F3A5F"/>
+          <w:sz w:val="18"/>
+          <w:szCs w:val="18"/>
+          <w:u w:val="single" w:color="1F3A5F"/>
+        </w:rPr>
+        <w:t xml:space="preserve"> </w:t>
+      </w:r>
     </w:p>
     <w:p>
       <w:pPr>
@@ -94,14 +208,39 @@
           <w:rFonts w:ascii="Calibri" w:eastAsia="Calibri" w:hAnsi="Calibri" w:cs="Calibri"/>
           <w:color w:val="333333"/>
         </w:rPr>
-        <w:t xml:space="preserve">Strategic Talent Intelligence professional with 8+ years scaling elite AI/ML, distributed systems, and data infrastructure R&amp;D teams for a global technology R&amp;D center. Built a career on an 80% proactive headhunting model — competitor talent mapping and academic pipelines with Canada's top-tier CS labs — to source scarce technical talent across the full ladder (campus through Professor/Research Consultant) in domains spanning distributed database internals, SDN/NFV and AI-for-networking (RDMA, ROCEv2, distributed GPU), and RL-led agentic systems. Cut average time-to-hire 35% through workflow optimization while sustaining velocity under a 90% cumulative technical rejection rate and a 3-year compensation freeze. Building AI fluency (NotebookLM, </w:t>
-      </w:r>
-      <w:r>
-        <w:rPr>
-          <w:rFonts w:ascii="Calibri" w:eastAsia="Calibri" w:hAnsi="Calibri" w:cs="Calibri"/>
-          <w:color w:val="333333"/>
-        </w:rPr>
-        <w:t xml:space="preserve">ChatGPT, </w:t>
+        <w:t>Strategic Talent Intelligence professional with 8+ years scaling elite AI/ML, distributed systems, and data infrastructure R&amp;D teams for a global technology R&amp;D center. Built a career on an 80% proactive headhunting model — competitor talent mapping and academic pipelines with Canada's top-tier CS labs — to source scarce technical talent across the full ladder (campus through Professor/Research Consultant) in domains spanning distributed database internals, SDN/NFV and AI-for-networking (RDMA, ROCEv2, distributed GPU), and RL-led agentic systems. Cut average time-to-hire 35% through workflow optimization while sustaining velocity under a 90% cumulative technical rejection rate and a 3-year compensation freeze. Building AI fluency (</w:t>
+      </w:r>
+      <w:proofErr w:type="spellStart"/>
+      <w:r>
+        <w:rPr>
+          <w:rFonts w:ascii="Calibri" w:eastAsia="Calibri" w:hAnsi="Calibri" w:cs="Calibri"/>
+          <w:color w:val="333333"/>
+        </w:rPr>
+        <w:t>NotebookLM</w:t>
+      </w:r>
+      <w:proofErr w:type="spellEnd"/>
+      <w:r>
+        <w:rPr>
+          <w:rFonts w:ascii="Calibri" w:eastAsia="Calibri" w:hAnsi="Calibri" w:cs="Calibri"/>
+          <w:color w:val="333333"/>
+        </w:rPr>
+        <w:t xml:space="preserve">, </w:t>
+      </w:r>
+      <w:proofErr w:type="spellStart"/>
+      <w:r>
+        <w:rPr>
+          <w:rFonts w:ascii="Calibri" w:eastAsia="Calibri" w:hAnsi="Calibri" w:cs="Calibri"/>
+          <w:color w:val="333333"/>
+        </w:rPr>
+        <w:t>ChatGPT</w:t>
+      </w:r>
+      <w:proofErr w:type="spellEnd"/>
+      <w:r>
+        <w:rPr>
+          <w:rFonts w:ascii="Calibri" w:eastAsia="Calibri" w:hAnsi="Calibri" w:cs="Calibri"/>
+          <w:color w:val="333333"/>
+        </w:rPr>
+        <w:t xml:space="preserve">, </w:t>
       </w:r>
       <w:r>
         <w:rPr>
@@ -202,12 +341,21 @@
         </w:rPr>
         <w:t xml:space="preserve">AI &amp; Recruiting Tools: </w:t>
       </w:r>
-      <w:r>
-        <w:rPr>
-          <w:rFonts w:ascii="Calibri" w:eastAsia="Calibri" w:hAnsi="Calibri" w:cs="Calibri"/>
-          <w:color w:val="333333"/>
-        </w:rPr>
-        <w:t>NotebookLM, Claude, Gemini</w:t>
+      <w:proofErr w:type="spellStart"/>
+      <w:r>
+        <w:rPr>
+          <w:rFonts w:ascii="Calibri" w:eastAsia="Calibri" w:hAnsi="Calibri" w:cs="Calibri"/>
+          <w:color w:val="333333"/>
+        </w:rPr>
+        <w:t>NotebookLM</w:t>
+      </w:r>
+      <w:proofErr w:type="spellEnd"/>
+      <w:r>
+        <w:rPr>
+          <w:rFonts w:ascii="Calibri" w:eastAsia="Calibri" w:hAnsi="Calibri" w:cs="Calibri"/>
+          <w:color w:val="333333"/>
+        </w:rPr>
+        <w:t>, Claude, Gemini</w:t>
       </w:r>
       <w:r>
         <w:rPr>
@@ -235,7 +383,23 @@
           <w:rFonts w:ascii="Calibri" w:eastAsia="Calibri" w:hAnsi="Calibri" w:cs="Calibri"/>
           <w:color w:val="333333"/>
         </w:rPr>
-        <w:t xml:space="preserve">, ChatGPT, </w:t>
+        <w:t xml:space="preserve">, </w:t>
+      </w:r>
+      <w:proofErr w:type="spellStart"/>
+      <w:r>
+        <w:rPr>
+          <w:rFonts w:ascii="Calibri" w:eastAsia="Calibri" w:hAnsi="Calibri" w:cs="Calibri"/>
+          <w:color w:val="333333"/>
+        </w:rPr>
+        <w:t>ChatGPT</w:t>
+      </w:r>
+      <w:proofErr w:type="spellEnd"/>
+      <w:r>
+        <w:rPr>
+          <w:rFonts w:ascii="Calibri" w:eastAsia="Calibri" w:hAnsi="Calibri" w:cs="Calibri"/>
+          <w:color w:val="333333"/>
+        </w:rPr>
+        <w:t xml:space="preserve">, </w:t>
       </w:r>
       <w:r>
         <w:rPr>
@@ -249,28 +413,78 @@
           <w:rFonts w:ascii="Calibri" w:eastAsia="Calibri" w:hAnsi="Calibri" w:cs="Calibri"/>
           <w:color w:val="333333"/>
         </w:rPr>
-        <w:t>tter.ai, Whispr Flow</w:t>
-      </w:r>
-      <w:r>
-        <w:rPr>
-          <w:rFonts w:ascii="Calibri" w:eastAsia="Calibri" w:hAnsi="Calibri" w:cs="Calibri"/>
-          <w:color w:val="333333"/>
-        </w:rPr>
-        <w:t>, Midjourney</w:t>
-      </w:r>
-      <w:r>
-        <w:rPr>
-          <w:rFonts w:ascii="Calibri" w:eastAsia="Calibri" w:hAnsi="Calibri" w:cs="Calibri"/>
-          <w:color w:val="333333"/>
-        </w:rPr>
-        <w:t xml:space="preserve"> — LLM-grounded research and market mapping, building toward agentic sourcing workflows · SeekOut, </w:t>
-      </w:r>
-      <w:r>
-        <w:rPr>
-          <w:rFonts w:ascii="Calibri" w:eastAsia="Calibri" w:hAnsi="Calibri" w:cs="Calibri"/>
-          <w:color w:val="333333"/>
-        </w:rPr>
-        <w:t xml:space="preserve">Rolebot, </w:t>
+        <w:t xml:space="preserve">tter.ai, </w:t>
+      </w:r>
+      <w:proofErr w:type="spellStart"/>
+      <w:r>
+        <w:rPr>
+          <w:rFonts w:ascii="Calibri" w:eastAsia="Calibri" w:hAnsi="Calibri" w:cs="Calibri"/>
+          <w:color w:val="333333"/>
+        </w:rPr>
+        <w:t>Whispr</w:t>
+      </w:r>
+      <w:proofErr w:type="spellEnd"/>
+      <w:r>
+        <w:rPr>
+          <w:rFonts w:ascii="Calibri" w:eastAsia="Calibri" w:hAnsi="Calibri" w:cs="Calibri"/>
+          <w:color w:val="333333"/>
+        </w:rPr>
+        <w:t xml:space="preserve"> Flow</w:t>
+      </w:r>
+      <w:r>
+        <w:rPr>
+          <w:rFonts w:ascii="Calibri" w:eastAsia="Calibri" w:hAnsi="Calibri" w:cs="Calibri"/>
+          <w:color w:val="333333"/>
+        </w:rPr>
+        <w:t xml:space="preserve">, </w:t>
+      </w:r>
+      <w:proofErr w:type="spellStart"/>
+      <w:r>
+        <w:rPr>
+          <w:rFonts w:ascii="Calibri" w:eastAsia="Calibri" w:hAnsi="Calibri" w:cs="Calibri"/>
+          <w:color w:val="333333"/>
+        </w:rPr>
+        <w:t>Midjourney</w:t>
+      </w:r>
+      <w:proofErr w:type="spellEnd"/>
+      <w:r>
+        <w:rPr>
+          <w:rFonts w:ascii="Calibri" w:eastAsia="Calibri" w:hAnsi="Calibri" w:cs="Calibri"/>
+          <w:color w:val="333333"/>
+        </w:rPr>
+        <w:t xml:space="preserve"> — LLM-grounded research and market mapping, building toward agentic sourcing workflows · </w:t>
+      </w:r>
+      <w:proofErr w:type="spellStart"/>
+      <w:r>
+        <w:rPr>
+          <w:rFonts w:ascii="Calibri" w:eastAsia="Calibri" w:hAnsi="Calibri" w:cs="Calibri"/>
+          <w:color w:val="333333"/>
+        </w:rPr>
+        <w:t>SeekOut</w:t>
+      </w:r>
+      <w:proofErr w:type="spellEnd"/>
+      <w:r>
+        <w:rPr>
+          <w:rFonts w:ascii="Calibri" w:eastAsia="Calibri" w:hAnsi="Calibri" w:cs="Calibri"/>
+          <w:color w:val="333333"/>
+        </w:rPr>
+        <w:t xml:space="preserve">, </w:t>
+      </w:r>
+      <w:proofErr w:type="spellStart"/>
+      <w:r>
+        <w:rPr>
+          <w:rFonts w:ascii="Calibri" w:eastAsia="Calibri" w:hAnsi="Calibri" w:cs="Calibri"/>
+          <w:color w:val="333333"/>
+        </w:rPr>
+        <w:t>Rolebot</w:t>
+      </w:r>
+      <w:proofErr w:type="spellEnd"/>
+      <w:r>
+        <w:rPr>
+          <w:rFonts w:ascii="Calibri" w:eastAsia="Calibri" w:hAnsi="Calibri" w:cs="Calibri"/>
+          <w:color w:val="333333"/>
+        </w:rPr>
+        <w:t xml:space="preserve">, </w:t>
       </w:r>
       <w:r>
         <w:rPr>
@@ -1009,11 +1223,6 @@
         </w:rPr>
         <w:t>Full experience provided upon request.</w:t>
       </w:r>
-    </w:p>
-    <w:p>
-      <w:pPr>
-        <w:spacing w:before="20"/>
-      </w:pPr>
     </w:p>
     <w:p>
       <w:pPr>
@@ -1914,6 +2123,18 @@
       <w:u w:val="single"/>
     </w:rPr>
   </w:style>
+  <w:style w:type="character" w:styleId="UnresolvedMention">
+    <w:name w:val="Unresolved Mention"/>
+    <w:basedOn w:val="DefaultParagraphFont"/>
+    <w:uiPriority w:val="99"/>
+    <w:semiHidden/>
+    <w:unhideWhenUsed/>
+    <w:rsid w:val="00F6530F"/>
+    <w:rPr>
+      <w:color w:val="605E5C"/>
+      <w:shd w:val="clear" w:color="auto" w:fill="E1DFDD"/>
+    </w:rPr>
+  </w:style>
 </w:styles>
 </file>
 
